--- a/report/public/templates/accident.docx
+++ b/report/public/templates/accident.docx
@@ -839,1010 +839,83 @@
     </w:p>
     <w:tbl>
       <w:tblPr>
-        <w:tblStyle w:val="a3"/>
-        <w:tblW w:w="5000" w:type="pct"/>
-        <w:tblLayout w:type="fixed"/>
-        <w:tblLook w:val="04A0" w:firstRow="1" w:lastRow="0" w:firstColumn="1" w:lastColumn="0" w:noHBand="0" w:noVBand="1"/>
+        <w:tblW w:w="0" w:type="auto"/>
+        <w:jc w:val="center"/>
+        <w:tblBorders>
+          <w:top w:val="single" w:sz="4" w:space="0" w:color="333333"/>
+          <w:left w:val="single" w:sz="4" w:space="0" w:color="333333"/>
+          <w:bottom w:val="single" w:sz="4" w:space="0" w:color="333333"/>
+          <w:right w:val="single" w:sz="4" w:space="0" w:color="333333"/>
+          <w:insideH w:val="single" w:sz="4" w:space="0" w:color="333333"/>
+          <w:insideV w:val="single" w:sz="4" w:space="0" w:color="333333"/>
+        </w:tblBorders>
       </w:tblPr>
       <w:tblGrid>
-        <w:gridCol w:w="988"/>
-        <w:gridCol w:w="3536"/>
-        <w:gridCol w:w="1001"/>
-        <w:gridCol w:w="3491"/>
+        <w:gridCol w:w="4680"/>
+        <w:gridCol w:w="4680"/>
       </w:tblGrid>
       <w:tr>
-        <w:trPr>
-          <w:trHeight w:val="3262"/>
-        </w:trPr>
-        <w:tc>
-          <w:tcPr>
-            <w:tcW w:w="2509" w:type="pct"/>
-            <w:gridSpan w:val="2"/>
+        <w:tc>
+          <w:tcPr>
+            <w:tcW w:w="4680" w:type="dxa"/>
             <w:vAlign w:val="center"/>
           </w:tcPr>
           <w:p>
             <w:pPr>
               <w:jc w:val="center"/>
-              <w:rPr>
-                <w:color w:val="333333"/>
-                <w:kern w:val="0"/>
-                <w:sz w:val="16"/>
-                <w:lang w:bidi="ar-SA"/>
-              </w:rPr>
-            </w:pPr>
-            <w:r>
-              <w:rPr>
-                <w:rFonts w:ascii="맑은 고딕" w:eastAsia="맑은 고딕" w:hAnsi="맑은 고딕" w:cs="맑은 고딕"/>
-                <w:color w:val="333333"/>
-                <w:kern w:val="0"/>
-                <w:sz w:val="16"/>
-                <w:lang w:bidi="ar-SA"/>
-              </w:rPr>
-              <w:t xml:space="preserve">{%사진1}</w:t>
-            </w:r>
-          </w:p>
-        </w:tc>
-        <w:tc>
-          <w:tcPr>
-            <w:tcW w:w="2491" w:type="pct"/>
-            <w:gridSpan w:val="2"/>
-            <w:vAlign w:val="center"/>
-          </w:tcPr>
+            </w:pPr>
+            <w:r>
+              <w:rPr>
+                <w:rFonts w:ascii="맑은 고딕" w:eastAsia="맑은 고딕" w:hAnsi="맑은 고딕" w:cs="맑은 고딕"/>
+              </w:rPr>
+              <w:t xml:space="preserve">{#photoRows}{%c1img}</w:t>
+            </w:r>
+          </w:p>
           <w:p>
             <w:pPr>
               <w:jc w:val="center"/>
-              <w:rPr>
-                <w:color w:val="333333"/>
-                <w:kern w:val="0"/>
-                <w:sz w:val="16"/>
-                <w:lang w:bidi="ar-SA"/>
-              </w:rPr>
-            </w:pPr>
-            <w:r>
-              <w:rPr>
-                <w:rFonts w:ascii="맑은 고딕" w:eastAsia="맑은 고딕" w:hAnsi="맑은 고딕" w:cs="맑은 고딕"/>
-                <w:color w:val="333333"/>
-                <w:kern w:val="0"/>
-                <w:sz w:val="16"/>
-                <w:lang w:bidi="ar-SA"/>
-              </w:rPr>
-              <w:t>{%사진2}</w:t>
-            </w:r>
-          </w:p>
-        </w:tc>
-      </w:tr>
-      <w:tr>
-        <w:trPr>
-          <w:trHeight w:val="453"/>
-        </w:trPr>
-        <w:tc>
-          <w:tcPr>
-            <w:tcW w:w="548" w:type="pct"/>
-            <w:tcBorders>
-              <w:top w:val="single" w:sz="4" w:space="0" w:color="auto"/>
-              <w:left w:val="single" w:sz="4" w:space="0" w:color="auto"/>
-              <w:bottom w:val="single" w:sz="4" w:space="0" w:color="auto"/>
-              <w:right w:val="single" w:sz="4" w:space="0" w:color="auto"/>
-            </w:tcBorders>
-            <w:vAlign w:val="center"/>
-            <w:hideMark/>
+            </w:pPr>
+            <w:r>
+              <w:rPr>
+                <w:rFonts w:ascii="맑은 고딕" w:eastAsia="맑은 고딕" w:hAnsi="맑은 고딕" w:cs="맑은 고딕"/>
+                <w:sz w:val="18"/>
+              </w:rPr>
+              <w:t xml:space="preserve">{c1cap}</w:t>
+            </w:r>
+          </w:p>
+        </w:tc>
+        <w:tc>
+          <w:tcPr>
+            <w:tcW w:w="4680" w:type="dxa"/>
+            <w:vAlign w:val="center"/>
           </w:tcPr>
           <w:p>
             <w:pPr>
               <w:jc w:val="center"/>
-              <w:rPr>
-                <w:color w:val="333333"/>
-                <w:kern w:val="0"/>
-                <w:sz w:val="16"/>
-                <w:lang w:bidi="ar-SA"/>
-              </w:rPr>
-            </w:pPr>
-            <w:r>
-              <w:rPr>
-                <w:rFonts w:ascii="맑은 고딕" w:eastAsia="맑은 고딕" w:hAnsi="맑은 고딕" w:cs="맑은 고딕"/>
-                <w:color w:val="333333"/>
-                <w:kern w:val="0"/>
-                <w:sz w:val="16"/>
-                <w:lang w:bidi="ar-SA"/>
-              </w:rPr>
-              <w:t>사진</w:t>
+            </w:pPr>
+            <w:r>
+              <w:rPr>
+                <w:rFonts w:ascii="맑은 고딕" w:eastAsia="맑은 고딕" w:hAnsi="맑은 고딕" w:cs="맑은 고딕"/>
+              </w:rPr>
+              <w:t xml:space="preserve">{%c2img}</w:t>
             </w:r>
           </w:p>
           <w:p>
             <w:pPr>
               <w:jc w:val="center"/>
-              <w:rPr>
-                <w:color w:val="333333"/>
-                <w:kern w:val="0"/>
-                <w:sz w:val="16"/>
-                <w:lang w:bidi="ar-SA"/>
-              </w:rPr>
-            </w:pPr>
-            <w:r>
-              <w:rPr>
-                <w:rFonts w:ascii="맑은 고딕" w:eastAsia="맑은 고딕" w:hAnsi="맑은 고딕" w:cs="맑은 고딕"/>
-                <w:color w:val="333333"/>
-                <w:kern w:val="0"/>
-                <w:sz w:val="16"/>
-                <w:lang w:bidi="ar-SA"/>
-              </w:rPr>
-              <w:t>설명</w:t>
-            </w:r>
-          </w:p>
-        </w:tc>
-        <w:tc>
-          <w:tcPr>
-            <w:tcW w:w="1961" w:type="pct"/>
-            <w:tcBorders>
-              <w:top w:val="single" w:sz="4" w:space="0" w:color="auto"/>
-              <w:left w:val="single" w:sz="4" w:space="0" w:color="auto"/>
-              <w:bottom w:val="single" w:sz="4" w:space="0" w:color="auto"/>
-              <w:right w:val="single" w:sz="4" w:space="0" w:color="auto"/>
-            </w:tcBorders>
-            <w:vAlign w:val="center"/>
-            <w:hideMark/>
-          </w:tcPr>
-          <w:p>
-            <w:pPr>
-              <w:jc w:val="center"/>
-              <w:rPr>
-                <w:color w:val="333333"/>
-                <w:kern w:val="0"/>
-                <w:sz w:val="16"/>
-                <w:lang w:bidi="ar-SA"/>
-              </w:rPr>
-            </w:pPr>
-            <w:r>
-              <w:rPr>
-                <w:rFonts w:ascii="맑은 고딕" w:eastAsia="맑은 고딕" w:hAnsi="맑은 고딕" w:cs="맑은 고딕"/>
-                <w:color w:val="333333"/>
-                <w:kern w:val="0"/>
-                <w:sz w:val="16"/>
-                <w:lang w:bidi="ar-SA"/>
-              </w:rPr>
-              <w:t>{사진1 내용}</w:t>
-            </w:r>
-          </w:p>
-        </w:tc>
-        <w:tc>
-          <w:tcPr>
-            <w:tcW w:w="555" w:type="pct"/>
-            <w:tcBorders>
-              <w:top w:val="single" w:sz="4" w:space="0" w:color="auto"/>
-              <w:left w:val="single" w:sz="4" w:space="0" w:color="auto"/>
-              <w:bottom w:val="single" w:sz="4" w:space="0" w:color="auto"/>
-              <w:right w:val="single" w:sz="4" w:space="0" w:color="auto"/>
-            </w:tcBorders>
-            <w:vAlign w:val="center"/>
-            <w:hideMark/>
-          </w:tcPr>
-          <w:p>
-            <w:pPr>
-              <w:jc w:val="center"/>
-              <w:rPr>
-                <w:color w:val="333333"/>
-                <w:kern w:val="0"/>
-                <w:sz w:val="16"/>
-                <w:lang w:bidi="ar-SA"/>
-              </w:rPr>
-            </w:pPr>
-            <w:r>
-              <w:rPr>
-                <w:rFonts w:ascii="맑은 고딕" w:eastAsia="맑은 고딕" w:hAnsi="맑은 고딕" w:cs="맑은 고딕"/>
-                <w:color w:val="333333"/>
-                <w:kern w:val="0"/>
-                <w:sz w:val="16"/>
-                <w:lang w:bidi="ar-SA"/>
-              </w:rPr>
-              <w:t>사진</w:t>
-            </w:r>
-          </w:p>
-          <w:p>
-            <w:pPr>
-              <w:jc w:val="center"/>
-              <w:rPr>
-                <w:color w:val="333333"/>
-                <w:kern w:val="0"/>
-                <w:sz w:val="16"/>
-                <w:lang w:bidi="ar-SA"/>
-              </w:rPr>
-            </w:pPr>
-            <w:r>
-              <w:rPr>
-                <w:rFonts w:ascii="맑은 고딕" w:eastAsia="맑은 고딕" w:hAnsi="맑은 고딕" w:cs="맑은 고딕"/>
-                <w:color w:val="333333"/>
-                <w:kern w:val="0"/>
-                <w:sz w:val="16"/>
-                <w:lang w:bidi="ar-SA"/>
-              </w:rPr>
-              <w:t>설명</w:t>
-            </w:r>
-          </w:p>
-        </w:tc>
-        <w:tc>
-          <w:tcPr>
-            <w:tcW w:w="1936" w:type="pct"/>
-            <w:tcBorders>
-              <w:top w:val="single" w:sz="4" w:space="0" w:color="auto"/>
-              <w:left w:val="single" w:sz="4" w:space="0" w:color="auto"/>
-              <w:bottom w:val="single" w:sz="4" w:space="0" w:color="auto"/>
-              <w:right w:val="single" w:sz="4" w:space="0" w:color="auto"/>
-            </w:tcBorders>
-            <w:vAlign w:val="center"/>
-            <w:hideMark/>
-          </w:tcPr>
-          <w:p>
-            <w:pPr>
-              <w:jc w:val="center"/>
-              <w:rPr>
-                <w:color w:val="333333"/>
-                <w:kern w:val="0"/>
-                <w:sz w:val="16"/>
-                <w:lang w:bidi="ar-SA"/>
-              </w:rPr>
-            </w:pPr>
-            <w:r>
-              <w:rPr>
-                <w:rFonts w:ascii="맑은 고딕" w:eastAsia="맑은 고딕" w:hAnsi="맑은 고딕" w:cs="맑은 고딕"/>
-                <w:color w:val="333333"/>
-                <w:kern w:val="0"/>
-                <w:sz w:val="16"/>
-                <w:lang w:bidi="ar-SA"/>
-              </w:rPr>
-              <w:t>{사진2 내용}</w:t>
+            </w:pPr>
+            <w:r>
+              <w:rPr>
+                <w:rFonts w:ascii="맑은 고딕" w:eastAsia="맑은 고딕" w:hAnsi="맑은 고딕" w:cs="맑은 고딕"/>
+                <w:sz w:val="18"/>
+              </w:rPr>
+              <w:t xml:space="preserve">{c2cap}{/photoRows}</w:t>
             </w:r>
           </w:p>
         </w:tc>
       </w:tr>
     </w:tbl>
     <w:p/>
-    <w:tbl>
-      <w:tblPr>
-        <w:tblStyle w:val="a3"/>
-        <w:tblW w:w="5000" w:type="pct"/>
-        <w:tblLayout w:type="fixed"/>
-        <w:tblLook w:val="04A0" w:firstRow="1" w:lastRow="0" w:firstColumn="1" w:lastColumn="0" w:noHBand="0" w:noVBand="1"/>
-      </w:tblPr>
-      <w:tblGrid>
-        <w:gridCol w:w="988"/>
-        <w:gridCol w:w="3536"/>
-        <w:gridCol w:w="1001"/>
-        <w:gridCol w:w="3491"/>
-      </w:tblGrid>
-      <w:tr>
-        <w:trPr>
-          <w:trHeight w:val="3262"/>
-        </w:trPr>
-        <w:tc>
-          <w:tcPr>
-            <w:tcW w:w="2509" w:type="pct"/>
-            <w:gridSpan w:val="2"/>
-            <w:vAlign w:val="center"/>
-          </w:tcPr>
-          <w:p>
-            <w:pPr>
-              <w:jc w:val="center"/>
-              <w:rPr>
-                <w:color w:val="333333"/>
-                <w:kern w:val="0"/>
-                <w:sz w:val="16"/>
-                <w:lang w:bidi="ar-SA"/>
-              </w:rPr>
-            </w:pPr>
-            <w:r>
-              <w:rPr>
-                <w:rFonts w:ascii="맑은 고딕" w:eastAsia="맑은 고딕" w:hAnsi="맑은 고딕" w:cs="맑은 고딕"/>
-                <w:color w:val="333333"/>
-                <w:kern w:val="0"/>
-                <w:sz w:val="16"/>
-                <w:lang w:bidi="ar-SA"/>
-              </w:rPr>
-              <w:lastRenderedPageBreak/>
-              <w:t xml:space="preserve">{%사진3}</w:t>
-            </w:r>
-          </w:p>
-        </w:tc>
-        <w:tc>
-          <w:tcPr>
-            <w:tcW w:w="2491" w:type="pct"/>
-            <w:gridSpan w:val="2"/>
-            <w:vAlign w:val="center"/>
-          </w:tcPr>
-          <w:p>
-            <w:pPr>
-              <w:jc w:val="center"/>
-              <w:rPr>
-                <w:color w:val="333333"/>
-                <w:kern w:val="0"/>
-                <w:sz w:val="16"/>
-                <w:lang w:bidi="ar-SA"/>
-              </w:rPr>
-            </w:pPr>
-            <w:r>
-              <w:rPr>
-                <w:rFonts w:ascii="맑은 고딕" w:eastAsia="맑은 고딕" w:hAnsi="맑은 고딕" w:cs="맑은 고딕"/>
-                <w:color w:val="333333"/>
-                <w:kern w:val="0"/>
-                <w:sz w:val="16"/>
-                <w:lang w:bidi="ar-SA"/>
-              </w:rPr>
-              <w:t>{%사진4}</w:t>
-            </w:r>
-          </w:p>
-        </w:tc>
-      </w:tr>
-      <w:tr>
-        <w:trPr>
-          <w:trHeight w:val="453"/>
-        </w:trPr>
-        <w:tc>
-          <w:tcPr>
-            <w:tcW w:w="548" w:type="pct"/>
-            <w:tcBorders>
-              <w:top w:val="single" w:sz="4" w:space="0" w:color="auto"/>
-              <w:left w:val="single" w:sz="4" w:space="0" w:color="auto"/>
-              <w:bottom w:val="single" w:sz="4" w:space="0" w:color="auto"/>
-              <w:right w:val="single" w:sz="4" w:space="0" w:color="auto"/>
-            </w:tcBorders>
-            <w:vAlign w:val="center"/>
-            <w:hideMark/>
-          </w:tcPr>
-          <w:p>
-            <w:pPr>
-              <w:jc w:val="center"/>
-              <w:rPr>
-                <w:color w:val="333333"/>
-                <w:kern w:val="0"/>
-                <w:sz w:val="16"/>
-                <w:lang w:bidi="ar-SA"/>
-              </w:rPr>
-            </w:pPr>
-            <w:r>
-              <w:rPr>
-                <w:rFonts w:ascii="맑은 고딕" w:eastAsia="맑은 고딕" w:hAnsi="맑은 고딕" w:cs="맑은 고딕"/>
-                <w:color w:val="333333"/>
-                <w:kern w:val="0"/>
-                <w:sz w:val="16"/>
-                <w:lang w:bidi="ar-SA"/>
-              </w:rPr>
-              <w:t>사진</w:t>
-            </w:r>
-          </w:p>
-          <w:p>
-            <w:pPr>
-              <w:jc w:val="center"/>
-              <w:rPr>
-                <w:color w:val="333333"/>
-                <w:kern w:val="0"/>
-                <w:sz w:val="16"/>
-                <w:lang w:bidi="ar-SA"/>
-              </w:rPr>
-            </w:pPr>
-            <w:r>
-              <w:rPr>
-                <w:rFonts w:ascii="맑은 고딕" w:eastAsia="맑은 고딕" w:hAnsi="맑은 고딕" w:cs="맑은 고딕"/>
-                <w:color w:val="333333"/>
-                <w:kern w:val="0"/>
-                <w:sz w:val="16"/>
-                <w:lang w:bidi="ar-SA"/>
-              </w:rPr>
-              <w:t>설명</w:t>
-            </w:r>
-          </w:p>
-        </w:tc>
-        <w:tc>
-          <w:tcPr>
-            <w:tcW w:w="1961" w:type="pct"/>
-            <w:tcBorders>
-              <w:top w:val="single" w:sz="4" w:space="0" w:color="auto"/>
-              <w:left w:val="single" w:sz="4" w:space="0" w:color="auto"/>
-              <w:bottom w:val="single" w:sz="4" w:space="0" w:color="auto"/>
-              <w:right w:val="single" w:sz="4" w:space="0" w:color="auto"/>
-            </w:tcBorders>
-            <w:vAlign w:val="center"/>
-            <w:hideMark/>
-          </w:tcPr>
-          <w:p>
-            <w:pPr>
-              <w:jc w:val="center"/>
-              <w:rPr>
-                <w:color w:val="333333"/>
-                <w:kern w:val="0"/>
-                <w:sz w:val="16"/>
-                <w:lang w:bidi="ar-SA"/>
-              </w:rPr>
-            </w:pPr>
-            <w:r>
-              <w:rPr>
-                <w:rFonts w:ascii="맑은 고딕" w:eastAsia="맑은 고딕" w:hAnsi="맑은 고딕" w:cs="맑은 고딕"/>
-                <w:color w:val="333333"/>
-                <w:kern w:val="0"/>
-                <w:sz w:val="16"/>
-                <w:lang w:bidi="ar-SA"/>
-              </w:rPr>
-              <w:t>{사진3 내용}</w:t>
-            </w:r>
-          </w:p>
-        </w:tc>
-        <w:tc>
-          <w:tcPr>
-            <w:tcW w:w="555" w:type="pct"/>
-            <w:tcBorders>
-              <w:top w:val="single" w:sz="4" w:space="0" w:color="auto"/>
-              <w:left w:val="single" w:sz="4" w:space="0" w:color="auto"/>
-              <w:bottom w:val="single" w:sz="4" w:space="0" w:color="auto"/>
-              <w:right w:val="single" w:sz="4" w:space="0" w:color="auto"/>
-            </w:tcBorders>
-            <w:vAlign w:val="center"/>
-            <w:hideMark/>
-          </w:tcPr>
-          <w:p>
-            <w:pPr>
-              <w:jc w:val="center"/>
-              <w:rPr>
-                <w:color w:val="333333"/>
-                <w:kern w:val="0"/>
-                <w:sz w:val="16"/>
-                <w:lang w:bidi="ar-SA"/>
-              </w:rPr>
-            </w:pPr>
-            <w:r>
-              <w:rPr>
-                <w:rFonts w:ascii="맑은 고딕" w:eastAsia="맑은 고딕" w:hAnsi="맑은 고딕" w:cs="맑은 고딕"/>
-                <w:color w:val="333333"/>
-                <w:kern w:val="0"/>
-                <w:sz w:val="16"/>
-                <w:lang w:bidi="ar-SA"/>
-              </w:rPr>
-              <w:t>사진</w:t>
-            </w:r>
-          </w:p>
-          <w:p>
-            <w:pPr>
-              <w:jc w:val="center"/>
-              <w:rPr>
-                <w:color w:val="333333"/>
-                <w:kern w:val="0"/>
-                <w:sz w:val="16"/>
-                <w:lang w:bidi="ar-SA"/>
-              </w:rPr>
-            </w:pPr>
-            <w:r>
-              <w:rPr>
-                <w:rFonts w:ascii="맑은 고딕" w:eastAsia="맑은 고딕" w:hAnsi="맑은 고딕" w:cs="맑은 고딕"/>
-                <w:color w:val="333333"/>
-                <w:kern w:val="0"/>
-                <w:sz w:val="16"/>
-                <w:lang w:bidi="ar-SA"/>
-              </w:rPr>
-              <w:t>설명</w:t>
-            </w:r>
-          </w:p>
-        </w:tc>
-        <w:tc>
-          <w:tcPr>
-            <w:tcW w:w="1936" w:type="pct"/>
-            <w:tcBorders>
-              <w:top w:val="single" w:sz="4" w:space="0" w:color="auto"/>
-              <w:left w:val="single" w:sz="4" w:space="0" w:color="auto"/>
-              <w:bottom w:val="single" w:sz="4" w:space="0" w:color="auto"/>
-              <w:right w:val="single" w:sz="4" w:space="0" w:color="auto"/>
-            </w:tcBorders>
-            <w:vAlign w:val="center"/>
-            <w:hideMark/>
-          </w:tcPr>
-          <w:p>
-            <w:pPr>
-              <w:jc w:val="center"/>
-              <w:rPr>
-                <w:color w:val="333333"/>
-                <w:kern w:val="0"/>
-                <w:sz w:val="16"/>
-                <w:lang w:bidi="ar-SA"/>
-              </w:rPr>
-            </w:pPr>
-            <w:r>
-              <w:rPr>
-                <w:rFonts w:ascii="맑은 고딕" w:eastAsia="맑은 고딕" w:hAnsi="맑은 고딕" w:cs="맑은 고딕"/>
-                <w:color w:val="333333"/>
-                <w:kern w:val="0"/>
-                <w:sz w:val="16"/>
-                <w:lang w:bidi="ar-SA"/>
-              </w:rPr>
-              <w:t>{사진4 내용}</w:t>
-            </w:r>
-          </w:p>
-        </w:tc>
-      </w:tr>
-      <w:tr>
-        <w:trPr>
-          <w:trHeight w:val="3262"/>
-        </w:trPr>
-        <w:tc>
-          <w:tcPr>
-            <w:tcW w:w="2509" w:type="pct"/>
-            <w:gridSpan w:val="2"/>
-            <w:vAlign w:val="center"/>
-          </w:tcPr>
-          <w:p>
-            <w:pPr>
-              <w:jc w:val="center"/>
-              <w:rPr>
-                <w:color w:val="333333"/>
-                <w:kern w:val="0"/>
-                <w:sz w:val="16"/>
-                <w:lang w:bidi="ar-SA"/>
-              </w:rPr>
-            </w:pPr>
-            <w:r>
-              <w:rPr>
-                <w:rFonts w:ascii="맑은 고딕" w:eastAsia="맑은 고딕" w:hAnsi="맑은 고딕" w:cs="맑은 고딕"/>
-                <w:color w:val="333333"/>
-                <w:kern w:val="0"/>
-                <w:sz w:val="16"/>
-                <w:lang w:bidi="ar-SA"/>
-              </w:rPr>
-              <w:t xml:space="preserve">{%사진5}</w:t>
-            </w:r>
-          </w:p>
-        </w:tc>
-        <w:tc>
-          <w:tcPr>
-            <w:tcW w:w="2491" w:type="pct"/>
-            <w:gridSpan w:val="2"/>
-            <w:vAlign w:val="center"/>
-          </w:tcPr>
-          <w:p>
-            <w:pPr>
-              <w:jc w:val="center"/>
-              <w:rPr>
-                <w:color w:val="333333"/>
-                <w:kern w:val="0"/>
-                <w:sz w:val="16"/>
-                <w:lang w:bidi="ar-SA"/>
-              </w:rPr>
-            </w:pPr>
-            <w:r>
-              <w:rPr>
-                <w:rFonts w:ascii="맑은 고딕" w:eastAsia="맑은 고딕" w:hAnsi="맑은 고딕" w:cs="맑은 고딕"/>
-                <w:color w:val="333333"/>
-                <w:kern w:val="0"/>
-                <w:sz w:val="16"/>
-                <w:lang w:bidi="ar-SA"/>
-              </w:rPr>
-              <w:t>{%사진6}</w:t>
-            </w:r>
-          </w:p>
-        </w:tc>
-      </w:tr>
-      <w:tr>
-        <w:trPr>
-          <w:trHeight w:val="453"/>
-        </w:trPr>
-        <w:tc>
-          <w:tcPr>
-            <w:tcW w:w="548" w:type="pct"/>
-            <w:tcBorders>
-              <w:top w:val="single" w:sz="4" w:space="0" w:color="auto"/>
-              <w:left w:val="single" w:sz="4" w:space="0" w:color="auto"/>
-              <w:bottom w:val="single" w:sz="4" w:space="0" w:color="auto"/>
-              <w:right w:val="single" w:sz="4" w:space="0" w:color="auto"/>
-            </w:tcBorders>
-            <w:vAlign w:val="center"/>
-            <w:hideMark/>
-          </w:tcPr>
-          <w:p>
-            <w:pPr>
-              <w:jc w:val="center"/>
-              <w:rPr>
-                <w:color w:val="333333"/>
-                <w:kern w:val="0"/>
-                <w:sz w:val="16"/>
-                <w:lang w:bidi="ar-SA"/>
-              </w:rPr>
-            </w:pPr>
-            <w:r>
-              <w:rPr>
-                <w:rFonts w:ascii="맑은 고딕" w:eastAsia="맑은 고딕" w:hAnsi="맑은 고딕" w:cs="맑은 고딕"/>
-                <w:color w:val="333333"/>
-                <w:kern w:val="0"/>
-                <w:sz w:val="16"/>
-                <w:lang w:bidi="ar-SA"/>
-              </w:rPr>
-              <w:t>사진</w:t>
-            </w:r>
-          </w:p>
-          <w:p>
-            <w:pPr>
-              <w:jc w:val="center"/>
-              <w:rPr>
-                <w:color w:val="333333"/>
-                <w:kern w:val="0"/>
-                <w:sz w:val="16"/>
-                <w:lang w:bidi="ar-SA"/>
-              </w:rPr>
-            </w:pPr>
-            <w:r>
-              <w:rPr>
-                <w:rFonts w:ascii="맑은 고딕" w:eastAsia="맑은 고딕" w:hAnsi="맑은 고딕" w:cs="맑은 고딕"/>
-                <w:color w:val="333333"/>
-                <w:kern w:val="0"/>
-                <w:sz w:val="16"/>
-                <w:lang w:bidi="ar-SA"/>
-              </w:rPr>
-              <w:t>설명</w:t>
-            </w:r>
-          </w:p>
-        </w:tc>
-        <w:tc>
-          <w:tcPr>
-            <w:tcW w:w="1961" w:type="pct"/>
-            <w:tcBorders>
-              <w:top w:val="single" w:sz="4" w:space="0" w:color="auto"/>
-              <w:left w:val="single" w:sz="4" w:space="0" w:color="auto"/>
-              <w:bottom w:val="single" w:sz="4" w:space="0" w:color="auto"/>
-              <w:right w:val="single" w:sz="4" w:space="0" w:color="auto"/>
-            </w:tcBorders>
-            <w:vAlign w:val="center"/>
-            <w:hideMark/>
-          </w:tcPr>
-          <w:p>
-            <w:pPr>
-              <w:jc w:val="center"/>
-              <w:rPr>
-                <w:color w:val="333333"/>
-                <w:kern w:val="0"/>
-                <w:sz w:val="16"/>
-                <w:lang w:bidi="ar-SA"/>
-              </w:rPr>
-            </w:pPr>
-            <w:r>
-              <w:rPr>
-                <w:rFonts w:ascii="맑은 고딕" w:eastAsia="맑은 고딕" w:hAnsi="맑은 고딕" w:cs="맑은 고딕"/>
-                <w:color w:val="333333"/>
-                <w:kern w:val="0"/>
-                <w:sz w:val="16"/>
-                <w:lang w:bidi="ar-SA"/>
-              </w:rPr>
-              <w:t>{사진5 내용}</w:t>
-            </w:r>
-          </w:p>
-        </w:tc>
-        <w:tc>
-          <w:tcPr>
-            <w:tcW w:w="555" w:type="pct"/>
-            <w:tcBorders>
-              <w:top w:val="single" w:sz="4" w:space="0" w:color="auto"/>
-              <w:left w:val="single" w:sz="4" w:space="0" w:color="auto"/>
-              <w:bottom w:val="single" w:sz="4" w:space="0" w:color="auto"/>
-              <w:right w:val="single" w:sz="4" w:space="0" w:color="auto"/>
-            </w:tcBorders>
-            <w:vAlign w:val="center"/>
-            <w:hideMark/>
-          </w:tcPr>
-          <w:p>
-            <w:pPr>
-              <w:jc w:val="center"/>
-              <w:rPr>
-                <w:color w:val="333333"/>
-                <w:kern w:val="0"/>
-                <w:sz w:val="16"/>
-                <w:lang w:bidi="ar-SA"/>
-              </w:rPr>
-            </w:pPr>
-            <w:r>
-              <w:rPr>
-                <w:rFonts w:ascii="맑은 고딕" w:eastAsia="맑은 고딕" w:hAnsi="맑은 고딕" w:cs="맑은 고딕"/>
-                <w:color w:val="333333"/>
-                <w:kern w:val="0"/>
-                <w:sz w:val="16"/>
-                <w:lang w:bidi="ar-SA"/>
-              </w:rPr>
-              <w:t>사진</w:t>
-            </w:r>
-          </w:p>
-          <w:p>
-            <w:pPr>
-              <w:jc w:val="center"/>
-              <w:rPr>
-                <w:color w:val="333333"/>
-                <w:kern w:val="0"/>
-                <w:sz w:val="16"/>
-                <w:lang w:bidi="ar-SA"/>
-              </w:rPr>
-            </w:pPr>
-            <w:r>
-              <w:rPr>
-                <w:rFonts w:ascii="맑은 고딕" w:eastAsia="맑은 고딕" w:hAnsi="맑은 고딕" w:cs="맑은 고딕"/>
-                <w:color w:val="333333"/>
-                <w:kern w:val="0"/>
-                <w:sz w:val="16"/>
-                <w:lang w:bidi="ar-SA"/>
-              </w:rPr>
-              <w:t>설명</w:t>
-            </w:r>
-          </w:p>
-        </w:tc>
-        <w:tc>
-          <w:tcPr>
-            <w:tcW w:w="1936" w:type="pct"/>
-            <w:tcBorders>
-              <w:top w:val="single" w:sz="4" w:space="0" w:color="auto"/>
-              <w:left w:val="single" w:sz="4" w:space="0" w:color="auto"/>
-              <w:bottom w:val="single" w:sz="4" w:space="0" w:color="auto"/>
-              <w:right w:val="single" w:sz="4" w:space="0" w:color="auto"/>
-            </w:tcBorders>
-            <w:vAlign w:val="center"/>
-            <w:hideMark/>
-          </w:tcPr>
-          <w:p>
-            <w:pPr>
-              <w:jc w:val="center"/>
-              <w:rPr>
-                <w:color w:val="333333"/>
-                <w:kern w:val="0"/>
-                <w:sz w:val="16"/>
-                <w:lang w:bidi="ar-SA"/>
-              </w:rPr>
-            </w:pPr>
-            <w:r>
-              <w:rPr>
-                <w:rFonts w:ascii="맑은 고딕" w:eastAsia="맑은 고딕" w:hAnsi="맑은 고딕" w:cs="맑은 고딕"/>
-                <w:color w:val="333333"/>
-                <w:kern w:val="0"/>
-                <w:sz w:val="16"/>
-                <w:lang w:bidi="ar-SA"/>
-              </w:rPr>
-              <w:t>{사진6 내용}</w:t>
-            </w:r>
-          </w:p>
-        </w:tc>
-      </w:tr>
-      <w:tr>
-        <w:trPr>
-          <w:trHeight w:val="3262"/>
-        </w:trPr>
-        <w:tc>
-          <w:tcPr>
-            <w:tcW w:w="2509" w:type="pct"/>
-            <w:gridSpan w:val="2"/>
-            <w:vAlign w:val="center"/>
-          </w:tcPr>
-          <w:p>
-            <w:pPr>
-              <w:jc w:val="center"/>
-              <w:rPr>
-                <w:color w:val="333333"/>
-                <w:kern w:val="0"/>
-                <w:sz w:val="16"/>
-                <w:lang w:bidi="ar-SA"/>
-              </w:rPr>
-            </w:pPr>
-            <w:r>
-              <w:rPr>
-                <w:rFonts w:ascii="맑은 고딕" w:eastAsia="맑은 고딕" w:hAnsi="맑은 고딕" w:cs="맑은 고딕"/>
-                <w:color w:val="333333"/>
-                <w:kern w:val="0"/>
-                <w:sz w:val="16"/>
-                <w:lang w:bidi="ar-SA"/>
-              </w:rPr>
-              <w:t xml:space="preserve">{%사진7}</w:t>
-            </w:r>
-          </w:p>
-        </w:tc>
-        <w:tc>
-          <w:tcPr>
-            <w:tcW w:w="2491" w:type="pct"/>
-            <w:gridSpan w:val="2"/>
-            <w:vAlign w:val="center"/>
-          </w:tcPr>
-          <w:p>
-            <w:pPr>
-              <w:jc w:val="center"/>
-              <w:rPr>
-                <w:color w:val="333333"/>
-                <w:kern w:val="0"/>
-                <w:sz w:val="16"/>
-                <w:lang w:bidi="ar-SA"/>
-              </w:rPr>
-            </w:pPr>
-            <w:r>
-              <w:rPr>
-                <w:rFonts w:ascii="맑은 고딕" w:eastAsia="맑은 고딕" w:hAnsi="맑은 고딕" w:cs="맑은 고딕"/>
-                <w:color w:val="333333"/>
-                <w:kern w:val="0"/>
-                <w:sz w:val="16"/>
-                <w:lang w:bidi="ar-SA"/>
-              </w:rPr>
-              <w:t>{%사진8}</w:t>
-            </w:r>
-          </w:p>
-        </w:tc>
-      </w:tr>
-      <w:tr>
-        <w:trPr>
-          <w:trHeight w:val="453"/>
-        </w:trPr>
-        <w:tc>
-          <w:tcPr>
-            <w:tcW w:w="548" w:type="pct"/>
-            <w:tcBorders>
-              <w:top w:val="single" w:sz="4" w:space="0" w:color="auto"/>
-              <w:left w:val="single" w:sz="4" w:space="0" w:color="auto"/>
-              <w:bottom w:val="single" w:sz="4" w:space="0" w:color="auto"/>
-              <w:right w:val="single" w:sz="4" w:space="0" w:color="auto"/>
-            </w:tcBorders>
-            <w:vAlign w:val="center"/>
-            <w:hideMark/>
-          </w:tcPr>
-          <w:p>
-            <w:pPr>
-              <w:jc w:val="center"/>
-              <w:rPr>
-                <w:color w:val="333333"/>
-                <w:kern w:val="0"/>
-                <w:sz w:val="16"/>
-                <w:lang w:bidi="ar-SA"/>
-              </w:rPr>
-            </w:pPr>
-            <w:r>
-              <w:rPr>
-                <w:rFonts w:ascii="맑은 고딕" w:eastAsia="맑은 고딕" w:hAnsi="맑은 고딕" w:cs="맑은 고딕"/>
-                <w:color w:val="333333"/>
-                <w:kern w:val="0"/>
-                <w:sz w:val="16"/>
-                <w:lang w:bidi="ar-SA"/>
-              </w:rPr>
-              <w:t>사진</w:t>
-            </w:r>
-          </w:p>
-          <w:p>
-            <w:pPr>
-              <w:jc w:val="center"/>
-              <w:rPr>
-                <w:color w:val="333333"/>
-                <w:kern w:val="0"/>
-                <w:sz w:val="16"/>
-                <w:lang w:bidi="ar-SA"/>
-              </w:rPr>
-            </w:pPr>
-            <w:r>
-              <w:rPr>
-                <w:rFonts w:ascii="맑은 고딕" w:eastAsia="맑은 고딕" w:hAnsi="맑은 고딕" w:cs="맑은 고딕"/>
-                <w:color w:val="333333"/>
-                <w:kern w:val="0"/>
-                <w:sz w:val="16"/>
-                <w:lang w:bidi="ar-SA"/>
-              </w:rPr>
-              <w:t>설명</w:t>
-            </w:r>
-          </w:p>
-        </w:tc>
-        <w:tc>
-          <w:tcPr>
-            <w:tcW w:w="1961" w:type="pct"/>
-            <w:tcBorders>
-              <w:top w:val="single" w:sz="4" w:space="0" w:color="auto"/>
-              <w:left w:val="single" w:sz="4" w:space="0" w:color="auto"/>
-              <w:bottom w:val="single" w:sz="4" w:space="0" w:color="auto"/>
-              <w:right w:val="single" w:sz="4" w:space="0" w:color="auto"/>
-            </w:tcBorders>
-            <w:vAlign w:val="center"/>
-            <w:hideMark/>
-          </w:tcPr>
-          <w:p>
-            <w:pPr>
-              <w:jc w:val="center"/>
-              <w:rPr>
-                <w:color w:val="333333"/>
-                <w:kern w:val="0"/>
-                <w:sz w:val="16"/>
-                <w:lang w:bidi="ar-SA"/>
-              </w:rPr>
-            </w:pPr>
-            <w:r>
-              <w:rPr>
-                <w:rFonts w:ascii="맑은 고딕" w:eastAsia="맑은 고딕" w:hAnsi="맑은 고딕" w:cs="맑은 고딕"/>
-                <w:color w:val="333333"/>
-                <w:kern w:val="0"/>
-                <w:sz w:val="16"/>
-                <w:lang w:bidi="ar-SA"/>
-              </w:rPr>
-              <w:t>{사진7 내용}</w:t>
-            </w:r>
-          </w:p>
-        </w:tc>
-        <w:tc>
-          <w:tcPr>
-            <w:tcW w:w="555" w:type="pct"/>
-            <w:tcBorders>
-              <w:top w:val="single" w:sz="4" w:space="0" w:color="auto"/>
-              <w:left w:val="single" w:sz="4" w:space="0" w:color="auto"/>
-              <w:bottom w:val="single" w:sz="4" w:space="0" w:color="auto"/>
-              <w:right w:val="single" w:sz="4" w:space="0" w:color="auto"/>
-            </w:tcBorders>
-            <w:vAlign w:val="center"/>
-            <w:hideMark/>
-          </w:tcPr>
-          <w:p>
-            <w:pPr>
-              <w:jc w:val="center"/>
-              <w:rPr>
-                <w:color w:val="333333"/>
-                <w:kern w:val="0"/>
-                <w:sz w:val="16"/>
-                <w:lang w:bidi="ar-SA"/>
-              </w:rPr>
-            </w:pPr>
-            <w:r>
-              <w:rPr>
-                <w:rFonts w:ascii="맑은 고딕" w:eastAsia="맑은 고딕" w:hAnsi="맑은 고딕" w:cs="맑은 고딕"/>
-                <w:color w:val="333333"/>
-                <w:kern w:val="0"/>
-                <w:sz w:val="16"/>
-                <w:lang w:bidi="ar-SA"/>
-              </w:rPr>
-              <w:t>사진</w:t>
-            </w:r>
-          </w:p>
-          <w:p>
-            <w:pPr>
-              <w:jc w:val="center"/>
-              <w:rPr>
-                <w:color w:val="333333"/>
-                <w:kern w:val="0"/>
-                <w:sz w:val="16"/>
-                <w:lang w:bidi="ar-SA"/>
-              </w:rPr>
-            </w:pPr>
-            <w:r>
-              <w:rPr>
-                <w:rFonts w:ascii="맑은 고딕" w:eastAsia="맑은 고딕" w:hAnsi="맑은 고딕" w:cs="맑은 고딕"/>
-                <w:color w:val="333333"/>
-                <w:kern w:val="0"/>
-                <w:sz w:val="16"/>
-                <w:lang w:bidi="ar-SA"/>
-              </w:rPr>
-              <w:t>설명</w:t>
-            </w:r>
-          </w:p>
-        </w:tc>
-        <w:tc>
-          <w:tcPr>
-            <w:tcW w:w="1936" w:type="pct"/>
-            <w:tcBorders>
-              <w:top w:val="single" w:sz="4" w:space="0" w:color="auto"/>
-              <w:left w:val="single" w:sz="4" w:space="0" w:color="auto"/>
-              <w:bottom w:val="single" w:sz="4" w:space="0" w:color="auto"/>
-              <w:right w:val="single" w:sz="4" w:space="0" w:color="auto"/>
-            </w:tcBorders>
-            <w:vAlign w:val="center"/>
-            <w:hideMark/>
-          </w:tcPr>
-          <w:p>
-            <w:pPr>
-              <w:jc w:val="center"/>
-              <w:rPr>
-                <w:color w:val="333333"/>
-                <w:kern w:val="0"/>
-                <w:sz w:val="16"/>
-                <w:lang w:bidi="ar-SA"/>
-              </w:rPr>
-            </w:pPr>
-            <w:r>
-              <w:rPr>
-                <w:rFonts w:ascii="맑은 고딕" w:eastAsia="맑은 고딕" w:hAnsi="맑은 고딕" w:cs="맑은 고딕"/>
-                <w:color w:val="333333"/>
-                <w:kern w:val="0"/>
-                <w:sz w:val="16"/>
-                <w:lang w:bidi="ar-SA"/>
-              </w:rPr>
-              <w:t>{사진8 내용}</w:t>
-            </w:r>
-          </w:p>
-        </w:tc>
-      </w:tr>
-    </w:tbl>
     <w:p>
       <w:r>
         <w:rPr>
